--- a/DFT_paper_revision/submission/Journal_Shortlist.docx
+++ b/DFT_paper_revision/submission/Journal_Shortlist.docx
@@ -1615,7 +1615,7 @@
         <w:pStyle w:val="Compact"/>
       </w:pPr>
       <w:r>
-        <w:t xml:space="preserve">☐ Title, abstract (≤ 250 words is typical; v4 abstract is ≈ 310 words and should be trimmed to the journal cap) and 3–5 highlights (≤ 85 characters each, including spaces)</w:t>
+        <w:t xml:space="preserve">☒ Title, abstract (243 words) and five highlights of ≤ 85 characters (submission/Highlights.md)</w:t>
       </w:r>
     </w:p>
     <w:p>
@@ -1627,7 +1627,7 @@
         <w:pStyle w:val="Compact"/>
       </w:pPr>
       <w:r>
-        <w:t xml:space="preserve">☐ Graphical abstract (rebuilt Figure 2 is suitable after adding a one-line title)</w:t>
+        <w:t xml:space="preserve">☒ Graphical abstract (figures/Graphical_Abstract.png, 1535 × 590 px at 300 dpi; check the journal’s current pixel requirement)</w:t>
       </w:r>
     </w:p>
     <w:p>
@@ -1651,7 +1651,7 @@
         <w:pStyle w:val="Compact"/>
       </w:pPr>
       <w:r>
-        <w:t xml:space="preserve">☐ Figures 1, 4, S1 and S3 regenerated with the corrected labels; stale Figures 3/4 of the FINAL draft not used anywhere</w:t>
+        <w:t xml:space="preserve">☐ Figures 1, 4, S1, S2 and S3 regenerated from raw data (interim label patches are in place for 1, 4, S1 and S2); stale Figures 3/4 of the FINAL draft not used anywhere</w:t>
       </w:r>
     </w:p>
     <w:p>
